--- a/음주운전 법정형.docx
+++ b/음주운전 법정형.docx
@@ -28,7 +28,22 @@
         <w:t xml:space="preserve"> </w:t>
       </w:r>
     </w:p>
-    <w:p/>
+    <w:p>
+      <w:pPr>
+        <w:rPr>
+          <w:rFonts w:hint="eastAsia"/>
+        </w:rPr>
+      </w:pPr>
+      <w:r>
+        <w:t>형법</w:t>
+      </w:r>
+      <w:r>
+        <w:rPr>
+          <w:rFonts w:hint="eastAsia"/>
+        </w:rPr>
+        <w:t xml:space="preserve"> </w:t>
+      </w:r>
+    </w:p>
     <w:p>
       <w:r>
         <w:rPr>
@@ -378,7 +393,15 @@
     <w:p/>
     <w:p>
       <w:r>
-        <w:t xml:space="preserve"> 제62조의2(보호관찰, 사회봉사ㆍ수강명령) ①형의 집행을 유예하는 경우에는 보호관찰을 받을 것을 명하거나 사회봉사 또는 수강을 명할 수 있다.</w:t>
+        <w:t xml:space="preserve"> 제62조의2(보호관찰, </w:t>
+      </w:r>
+      <w:proofErr w:type="spellStart"/>
+      <w:r>
+        <w:t>사회봉사ㆍ수강명령</w:t>
+      </w:r>
+      <w:proofErr w:type="spellEnd"/>
+      <w:r>
+        <w:t>) ①형의 집행을 유예하는 경우에는 보호관찰을 받을 것을 명하거나 사회봉사 또는 수강을 명할 수 있다.</w:t>
       </w:r>
     </w:p>
     <w:p/>
@@ -441,6 +464,83 @@
       <w:r>
         <w:t>제65조(집행유예의 효과) 집행유예의 선고를 받은 후 그 선고의 실효 또는 취소됨이 없이 유예기간을 경과한 때에는 형의 선고는 효력을 잃는다.</w:t>
       </w:r>
+    </w:p>
+    <w:p/>
+    <w:p/>
+    <w:p>
+      <w:r>
+        <w:rPr>
+          <w:rFonts w:hint="eastAsia"/>
+          <w:b/>
+          <w:bCs/>
+        </w:rPr>
+        <w:t>제51조(양형의 조건) </w:t>
+      </w:r>
+      <w:r>
+        <w:rPr>
+          <w:rFonts w:hint="eastAsia"/>
+        </w:rPr>
+        <w:t>형을 정함에 있어서는 다음 사항을 참작하여야 한다.</w:t>
+      </w:r>
+    </w:p>
+    <w:p>
+      <w:pPr>
+        <w:rPr>
+          <w:rFonts w:hint="eastAsia"/>
+        </w:rPr>
+      </w:pPr>
+      <w:r>
+        <w:rPr>
+          <w:rFonts w:hint="eastAsia"/>
+        </w:rPr>
+        <w:t>1. 범인의 연령, 성행, 지능과 환경</w:t>
+      </w:r>
+    </w:p>
+    <w:p>
+      <w:pPr>
+        <w:rPr>
+          <w:rFonts w:hint="eastAsia"/>
+        </w:rPr>
+      </w:pPr>
+      <w:r>
+        <w:rPr>
+          <w:rFonts w:hint="eastAsia"/>
+        </w:rPr>
+        <w:t>2. 피해자에 대한 관계</w:t>
+      </w:r>
+    </w:p>
+    <w:p>
+      <w:pPr>
+        <w:rPr>
+          <w:rFonts w:hint="eastAsia"/>
+        </w:rPr>
+      </w:pPr>
+      <w:r>
+        <w:rPr>
+          <w:rFonts w:hint="eastAsia"/>
+        </w:rPr>
+        <w:t>3. 범행의 동기, 수단과 결과</w:t>
+      </w:r>
+    </w:p>
+    <w:p>
+      <w:pPr>
+        <w:rPr>
+          <w:rFonts w:hint="eastAsia"/>
+        </w:rPr>
+      </w:pPr>
+      <w:r>
+        <w:rPr>
+          <w:rFonts w:hint="eastAsia"/>
+        </w:rPr>
+        <w:t>4. 범행 후의 정황</w:t>
+      </w:r>
+    </w:p>
+    <w:p>
+      <w:pPr>
+        <w:rPr>
+          <w:rFonts w:hint="eastAsia"/>
+        </w:rPr>
+      </w:pPr>
     </w:p>
     <w:sectPr>
       <w:pgSz w:w="11906" w:h="16838"/>
@@ -1824,7 +1924,6 @@
   <w:style w:type="character" w:default="1" w:styleId="a0">
     <w:name w:val="Default Paragraph Font"/>
     <w:uiPriority w:val="1"/>
-    <w:semiHidden/>
     <w:unhideWhenUsed/>
   </w:style>
   <w:style w:type="table" w:default="1" w:styleId="a1">
